--- a/guj/docx/023.content.docx
+++ b/guj/docx/023.content.docx
@@ -127,7 +127,7 @@
         <w:rPr>
           <w:lang w:val="gu_IN" w:bidi="gu_IN"/>
         </w:rPr>
-        <w:t>ઢ</w:t>
+        <w:t>થ</w:t>
       </w:r>
       <w:r>
         <w:rPr>
@@ -190,7 +190,7 @@
         <w:rPr>
           <w:lang w:val="gu_IN" w:bidi="gu_IN"/>
         </w:rPr>
-        <w:t>ઢાલ, ઢાલો, રક્ષણ</w:t>
+        <w:t>થાંભલો, થાંભલા, સ્તંભ, સ્તંભો</w:t>
       </w:r>
       <w:r>
         <w:rPr>
@@ -220,14 +220,14 @@
         <w:rPr>
           <w:lang w:val="gu_IN" w:bidi="gu_IN"/>
         </w:rPr>
-        <w:t>દુશ્મનના હથિયારો દ્વારા ઘાયલ થવાથી પોતાની જાતને બચાવવા માટે યુદ્ધમાં સૈનિક દ્વારા રાખવામાં આવતી વસ્તુ તેને ઢાલ કહેવાતી હતી.</w:t>
+        <w:t>“સ્તંભ” શબ્દ સામાન્ય રીતે એક મોટા ઊભા માળખાનો ઉલ્લેખ કરે છે કે જેનો ઉપયોગ છત કે મકાનના બીજા કોઈ ભાગને ટેકો આપવા કરવામાં આવે છે.</w:t>
         <w:br/>
       </w:r>
       <w:r>
         <w:rPr>
           <w:lang w:val="gu_IN" w:bidi="gu_IN"/>
         </w:rPr>
-        <w:t>કોઈને "ઢાલ" રૂપ બનવું એટલે કે તે વ્યક્તિને હાનિથી રક્ષણ આપવું.</w:t>
+        <w:t>“સ્તંભ” માટેનો બીજો શબ્દ “થાંભલો” છે.</w:t>
       </w:r>
     </w:p>
     <w:p>
@@ -245,7 +245,7 @@
         <w:rPr>
           <w:lang w:val="gu_IN" w:bidi="gu_IN"/>
         </w:rPr>
-        <w:t>ઢાલો ઘણી વખત વર્તુળાકાર અથવા લંબગોળ હતા, જે ચામડું, લાકડું અથવા ધાતુ જેવા સામગ્રીથી બનેલા હતા, અને તે પૂરતા ખડતલ અને જાડા હતા જેથી તલવાર કે તીરને ભોંકાતા દુર રખાતા.</w:t>
+        <w:t>બાઇબલના સમયોમાં, મકાનોને ટેકો આપવા વપરાતા સ્તંભો સામાન્ય રીતે ખડકના એક જ ટુકડામાંથી કોરી કાઢવામાં આવતા હતા.</w:t>
       </w:r>
     </w:p>
     <w:p>
@@ -263,35 +263,7 @@
         <w:rPr>
           <w:lang w:val="gu_IN" w:bidi="gu_IN"/>
         </w:rPr>
-        <w:t>આ શબ્દનો રૂપક તરીકે ઉપયોગ કરીને, બાઈબલ ઈશ્વરને તેમના લોકો માટે એક રક્ષણાત્મક ઢાલ તરીકે વર્ણવે છે.</w:t>
-      </w:r>
-    </w:p>
-    <w:p>
-      <w:pPr/>
-      <w:r>
-        <w:rPr>
-          <w:lang w:val="gu_IN" w:bidi="gu_IN"/>
-        </w:rPr>
-      </w:r>
-      <w:r>
-        <w:rPr>
-          <w:lang w:val="gu_IN" w:bidi="gu_IN"/>
-        </w:rPr>
-        <w:t>(જુઓ:</w:t>
-      </w:r>
-    </w:p>
-    <w:p>
-      <w:pPr/>
-      <w:r>
-        <w:rPr>
-          <w:lang w:val="gu_IN" w:bidi="gu_IN"/>
-        </w:rPr>
-      </w:r>
-      <w:r>
-        <w:rPr>
-          <w:lang w:val="gu_IN" w:bidi="gu_IN"/>
-        </w:rPr>
-        <w:t>રૂપક)</w:t>
+        <w:t>જૂના કરારમાં જ્યારે સામસૂનને પલિસ્તિઓ દ્વારા પકડવામાં આવ્યો ત્યારે, તેણે અધર્મી મંદિરને ટેકો આપતા સ્તંભોને ધકેલ્યા કે જેથી તે તૂટી પડ્યું અને તે રીતે તેનો નાશ કર્યો.</w:t>
       </w:r>
     </w:p>
     <w:p>
@@ -309,7 +281,86 @@
         <w:rPr>
           <w:lang w:val="gu_IN" w:bidi="gu_IN"/>
         </w:rPr>
-        <w:t>પાઊલે "વિશ્વાસની ઢાલ" વિશે વાત કરી, જેને રૂપકાત્મક રીતે એમ કહેવાય કે ઈસુ પર વિશ્વાસ રાખવો અને તે વિશ્વાસને ઈશ્વરની આધીનતામાં જીવવો કે જે વિશ્વાસીઓનું શેતાનના આત્મિક હુમલાઓથી રક્ષણ કરશે.</w:t>
+        <w:t>“સ્તંભ” શબ્દ કેટલીક વાર એક મોટા પથ્થર કે શિલાખંડનો ઉલ્લેખ કરે છે કે જેને કોઈ કબર અથવા તો જ્યાં કઇંક મહત્ત્વની ઘટના ઘટી હોય તે સ્થળ દર્શાવવા એક યાદગીરી તરીકે ઊભો કરવામાં આવે છે.</w:t>
+      </w:r>
+    </w:p>
+    <w:p>
+      <w:pPr>
+        <w:pStyle w:val="ListBullet"/>
+        <w:spacing w:line="240" w:lineRule="auto"/>
+        <w:ind w:left="720"/>
+      </w:pPr>
+      <w:r>
+        <w:rPr>
+          <w:lang w:val="gu_IN" w:bidi="gu_IN"/>
+        </w:rPr>
+      </w:r>
+      <w:r>
+        <w:rPr>
+          <w:lang w:val="gu_IN" w:bidi="gu_IN"/>
+        </w:rPr>
+        <w:t>તે એક મૂર્તિ કે જેને જૂઠા દેવની પૂજા કરવા બનાવવામાં આવી હતી તેનો ઉલ્લેખ પણ કરી શકે છે.</w:t>
+        <w:br/>
+      </w:r>
+      <w:r>
+        <w:rPr>
+          <w:lang w:val="gu_IN" w:bidi="gu_IN"/>
+        </w:rPr>
+        <w:t>“કોરેલી મૂર્તિ” માટેનું તે બીજું નામ છે અને તેનો અનુવાદ “પૂતળું” તરીકે કરી શકાય.</w:t>
+      </w:r>
+    </w:p>
+    <w:p>
+      <w:pPr>
+        <w:pStyle w:val="ListBullet"/>
+        <w:spacing w:line="240" w:lineRule="auto"/>
+        <w:ind w:left="720"/>
+      </w:pPr>
+      <w:r>
+        <w:rPr>
+          <w:lang w:val="gu_IN" w:bidi="gu_IN"/>
+        </w:rPr>
+      </w:r>
+      <w:r>
+        <w:rPr>
+          <w:lang w:val="gu_IN" w:bidi="gu_IN"/>
+        </w:rPr>
+        <w:t>“સ્તંભ” શબ્દનો ઉપયોગ સ્તંભના આકારની બાબતોનો ઉલ્લેખ કરવા કરવામાં આવ્યો છે, જેમ કે ઇઝરાયલીઓને અરણ્યમાં રાત્રિ દરમ્યાન દોરનાર “અગ્નિસ્તંભ” કે પછી લોતની પત્ની શહેર તરફ પાછું જોવાથી “ખારનો થાંભલો” થઈ ગઈ તે સ્તંભ.</w:t>
+      </w:r>
+    </w:p>
+    <w:p>
+      <w:pPr>
+        <w:pStyle w:val="ListBullet"/>
+        <w:spacing w:line="240" w:lineRule="auto"/>
+        <w:ind w:left="720"/>
+      </w:pPr>
+      <w:r>
+        <w:rPr>
+          <w:lang w:val="gu_IN" w:bidi="gu_IN"/>
+        </w:rPr>
+      </w:r>
+      <w:r>
+        <w:rPr>
+          <w:lang w:val="gu_IN" w:bidi="gu_IN"/>
+        </w:rPr>
+        <w:t>મકાનને આધાર આપતા માળખા તરીકે, “સ્તંભ” અથવા તો “થાંભલો” શબ્દનો અનુવાદ “ઊભો પથ્થરનો આધારસ્તંભ” અથવા તો “પથ્થરનું આધાર આપતું માળખું” તરીકે કરી શકાય.</w:t>
+      </w:r>
+    </w:p>
+    <w:p>
+      <w:pPr>
+        <w:pStyle w:val="ListBullet"/>
+        <w:spacing w:line="240" w:lineRule="auto"/>
+        <w:ind w:left="720"/>
+      </w:pPr>
+      <w:r>
+        <w:rPr>
+          <w:lang w:val="gu_IN" w:bidi="gu_IN"/>
+        </w:rPr>
+      </w:r>
+      <w:r>
+        <w:rPr>
+          <w:lang w:val="gu_IN" w:bidi="gu_IN"/>
+        </w:rPr>
+        <w:t>“સ્તંભના” બીજા ઉપયોગોનો અનુવાદ સંદર્ભ અનુસાર “પૂતળું” અથવા તો “ઢગલો” અથવા તો “ટેકરો” અથવા તો “સ્મારક” અથવા તો “ઊંચો ઢગલો” તરીકે કરી શકાય.</w:t>
       </w:r>
     </w:p>
     <w:p>
@@ -323,13 +374,13 @@
         <w:rPr>
           <w:lang w:val="gu_IN" w:bidi="gu_IN"/>
         </w:rPr>
-        <w:t xml:space="preserve">(આ પણ જુઓ: </w:t>
-      </w:r>
-      <w:r>
-        <w:rPr>
-          <w:lang w:val="gu_IN" w:bidi="gu_IN"/>
-        </w:rPr>
-        <w:t>વિશ્વાસ</w:t>
+        <w:t xml:space="preserve">(આ પણ જૂઓ: </w:t>
+      </w:r>
+      <w:r>
+        <w:rPr>
+          <w:lang w:val="gu_IN" w:bidi="gu_IN"/>
+        </w:rPr>
+        <w:t>પાયો</w:t>
       </w:r>
       <w:r>
         <w:rPr>
@@ -341,7 +392,7 @@
         <w:rPr>
           <w:lang w:val="gu_IN" w:bidi="gu_IN"/>
         </w:rPr>
-        <w:t>આધીન</w:t>
+        <w:t>જૂઠો દેવ</w:t>
       </w:r>
       <w:r>
         <w:rPr>
@@ -353,19 +404,7 @@
         <w:rPr>
           <w:lang w:val="gu_IN" w:bidi="gu_IN"/>
         </w:rPr>
-        <w:t>શેતાન</w:t>
-      </w:r>
-      <w:r>
-        <w:rPr>
-          <w:lang w:val="gu_IN" w:bidi="gu_IN"/>
-        </w:rPr>
-        <w:t xml:space="preserve">, </w:t>
-      </w:r>
-      <w:r>
-        <w:rPr>
-          <w:lang w:val="gu_IN" w:bidi="gu_IN"/>
-        </w:rPr>
-        <w:t>આત્મા</w:t>
+        <w:t>પ્રતિમા</w:t>
       </w:r>
       <w:r>
         <w:rPr>
@@ -382,7 +421,7 @@
         <w:rPr>
           <w:lang w:val="gu_IN" w:bidi="gu_IN"/>
         </w:rPr>
-        <w:t>બાઈબલના સંદર્ભો:</w:t>
+        <w:t>બાઇબલના સંદર્ભો:</w:t>
       </w:r>
     </w:p>
     <w:p>
@@ -405,7 +444,7 @@
             <w:color w:val="0000EE"/>
             <w:u w:val="single"/>
           </w:rPr>
-          <w:t>1 રાજાઓ 14:25–26</w:t>
+          <w:t>2 રાજા 18:4–5</w:t>
         </w:r>
       </w:hyperlink>
     </w:p>
@@ -429,7 +468,7 @@
             <w:color w:val="0000EE"/>
             <w:u w:val="single"/>
           </w:rPr>
-          <w:t>2 કાળુવૃતાંત 23:8–9</w:t>
+          <w:t>નિર્ગમન 13:19–22</w:t>
         </w:r>
       </w:hyperlink>
     </w:p>
@@ -453,7 +492,7 @@
             <w:color w:val="0000EE"/>
             <w:u w:val="single"/>
           </w:rPr>
-          <w:t>2 શમુએલ 22:36–37</w:t>
+          <w:t>નિર્ગમન 33:7–9</w:t>
         </w:r>
       </w:hyperlink>
     </w:p>
@@ -477,7 +516,7 @@
             <w:color w:val="0000EE"/>
             <w:u w:val="single"/>
           </w:rPr>
-          <w:t>પુનર્નિયમ 33:29</w:t>
+          <w:t>ઉત્પત્તિ 31:4–47</w:t>
         </w:r>
       </w:hyperlink>
     </w:p>
@@ -501,7 +540,7 @@
             <w:color w:val="0000EE"/>
             <w:u w:val="single"/>
           </w:rPr>
-          <w:t>ગીતશાસ્ત્ર 18:35–36</w:t>
+          <w:t>નીતિવચનો 9:1–2</w:t>
         </w:r>
       </w:hyperlink>
     </w:p>
@@ -531,7 +570,7 @@
         <w:rPr>
           <w:lang w:val="gu_IN" w:bidi="gu_IN"/>
         </w:rPr>
-        <w:t>Strong's: H2653, H3591, H4043, H5437, H5526, H6793, H7982, G2375</w:t>
+        <w:t>Strong's: H352, H547, H2106, H2553, H3730, H4552, H4676, H4678, H4690, H5324, H5333, H5982, H8490, G4769</w:t>
       </w:r>
       <w:r>
         <w:rPr>
@@ -560,12 +599,23 @@
         <w:rPr>
           <w:lang w:val="gu_IN" w:bidi="gu_IN"/>
         </w:rPr>
-        <w:t>ઢોંગી, ઢોંગીઓ, પાખંડ</w:t>
-      </w:r>
-      <w:r>
-        <w:rPr>
-          <w:lang w:val="gu_IN" w:bidi="gu_IN"/>
-        </w:rPr>
+        <w:t>થેસ્સલોનિકા, થેસ્સલોનીકાના, થેસ્સલોનીકીઓ</w:t>
+      </w:r>
+      <w:r>
+        <w:rPr>
+          <w:lang w:val="gu_IN" w:bidi="gu_IN"/>
+        </w:rPr>
+      </w:r>
+    </w:p>
+    <w:p>
+      <w:pPr>
+        <w:pStyle w:val="Heading3"/>
+      </w:pPr>
+      <w:r>
+        <w:rPr>
+          <w:lang w:val="gu_IN" w:bidi="gu_IN"/>
+        </w:rPr>
+        <w:t>તથ્યો:</w:t>
       </w:r>
     </w:p>
     <w:p>
@@ -579,46 +629,14 @@
         <w:rPr>
           <w:lang w:val="gu_IN" w:bidi="gu_IN"/>
         </w:rPr>
-        <w:t>#ઢોંગી, ઢોંગીઓ, પાખંડ #</w:t>
-      </w:r>
-    </w:p>
-    <w:p>
-      <w:pPr>
-        <w:pStyle w:val="Heading3"/>
-      </w:pPr>
-      <w:r>
-        <w:rPr>
-          <w:lang w:val="gu_IN" w:bidi="gu_IN"/>
-        </w:rPr>
-        <w:t>વ્યાખ્યા:</w:t>
-      </w:r>
-    </w:p>
-    <w:p>
-      <w:pPr/>
-      <w:r>
-        <w:rPr>
-          <w:lang w:val="gu_IN" w:bidi="gu_IN"/>
-        </w:rPr>
-      </w:r>
-      <w:r>
-        <w:rPr>
-          <w:lang w:val="gu_IN" w:bidi="gu_IN"/>
-        </w:rPr>
-        <w:t>“ઢોંગી” શબ્દ વ્યક્તિ કે જે ન્યાયી હોવાની બાબતો કરે છે, પણ તે ગુપ્તમાં દુષ્ટ રીતે વર્તે છે.</w:t>
+        <w:t>નવા કરારના સમયમાં, પ્રાચીન રોમન સામ્રાજ્યમાં થેસ્સલોનીકા મકદોનિયાની રાજધાની હતી.</w:t>
         <w:br/>
       </w:r>
       <w:r>
         <w:rPr>
           <w:lang w:val="gu_IN" w:bidi="gu_IN"/>
         </w:rPr>
-        <w:t>“પાખંડ” શબ્દ, એવું વર્તન કે જે તે વ્યક્તિ ન્યાયી છે તેવો વિચાર કરાવી લોકોને છેતરે છે, તેને દર્શાવે છે.</w:t>
-        <w:br/>
-      </w:r>
-      <w:r>
-        <w:rPr>
-          <w:lang w:val="gu_IN" w:bidi="gu_IN"/>
-        </w:rPr>
-        <w:t>ઢોંગીઓ સારી બાબતો કરે છે તેવું દેખાડવા માંગે છે, જેથી કે લોકો તેઓ વિશે વિચારે કે તેઓ સારા લોકો છે.</w:t>
+        <w:t>તે શહેરમાં રહેતા લોકો "થેસ્સલોનીકી" કહેવાતા.</w:t>
       </w:r>
     </w:p>
     <w:p>
@@ -636,7 +654,7 @@
         <w:rPr>
           <w:lang w:val="gu_IN" w:bidi="gu_IN"/>
         </w:rPr>
-        <w:t>મોટેભાગે ઢોંગી કે જે તેઓ પોતે કરે છે તેવી સમાન પાપરૂપ બાબતો કરવા માટે બીજા લોકોને ટીકા કરે છે.</w:t>
+        <w:t>થેસ્સલોનીકા શહેર મહત્વનું દરિયાઇ બંદર હતું અને રોમન સામ્રાજ્યના પૂર્વ ભાગમાં રોમના મુખ્ય માર્ગ સાથે સંકળાયેલું હતું.</w:t>
       </w:r>
     </w:p>
     <w:p>
@@ -654,7 +672,14 @@
         <w:rPr>
           <w:lang w:val="gu_IN" w:bidi="gu_IN"/>
         </w:rPr>
-        <w:t>ઈસુએ ફરોશીઓને ઢોંગીઓ કહ્યા છે, કારણકે તેઓ ધાર્મિક રીતે વર્ત્યા, જેમકે ચોક્કસ કપડાં પહેરવા અને ચોક્કસ ખોરાક ખાવો, એમ છતાં પણ તેઓ લોકો માટે દયાળુ અથવા વ્યાજબી ન હતા.</w:t>
+        <w:t>પાઉલે, સિલાસ અને તીમોથી સાથે, બીજી મિશનરી મુસાફરીમાં થેસ્સલોનીકીની મુલાકાત લીધી હતી અને પરિણામે ત્યાં મંડળી સ્થાપિત થઈ હતી.</w:t>
+        <w:br/>
+      </w:r>
+      <w:r>
+        <w:rPr>
+          <w:lang w:val="gu_IN" w:bidi="gu_IN"/>
+        </w:rPr>
+        <w:t>બાદમાં, પાઉલે આ ત્રીજી મિશનરી મુસાફરીમાં પણ આ શહેરની મુલાકાત લીધી હતી.</w:t>
       </w:r>
     </w:p>
     <w:p>
@@ -672,7 +697,85 @@
         <w:rPr>
           <w:lang w:val="gu_IN" w:bidi="gu_IN"/>
         </w:rPr>
-        <w:t>ઢોંગી બીજા લોકોમાં ખામીઓ શોધે છે, પણ પોતાની ખામીઓને સ્વીકારતા નથી.</w:t>
+        <w:t>પાઉલે થેસ્સલોનીકાના ખ્રિસ્તીઓને બે પત્રો લખ્યા હતા</w:t>
+      </w:r>
+    </w:p>
+    <w:p>
+      <w:pPr/>
+      <w:r>
+        <w:rPr>
+          <w:lang w:val="gu_IN" w:bidi="gu_IN"/>
+        </w:rPr>
+      </w:r>
+      <w:r>
+        <w:rPr>
+          <w:lang w:val="gu_IN" w:bidi="gu_IN"/>
+        </w:rPr>
+        <w:t>આ પત્રો (1 થેસ્સલોનીકી અને 2થેસ્સલોનીકી) નવા કરારમાં સમાવેશ થાય છે.</w:t>
+      </w:r>
+    </w:p>
+    <w:p>
+      <w:pPr/>
+      <w:r>
+        <w:rPr>
+          <w:lang w:val="gu_IN" w:bidi="gu_IN"/>
+        </w:rPr>
+      </w:r>
+      <w:r>
+        <w:rPr>
+          <w:lang w:val="gu_IN" w:bidi="gu_IN"/>
+        </w:rPr>
+        <w:t xml:space="preserve">(અનુવાદ માટેના સૂચનો: </w:t>
+      </w:r>
+      <w:r>
+        <w:rPr>
+          <w:lang w:val="gu_IN" w:bidi="gu_IN"/>
+        </w:rPr>
+        <w:t>નામોનો અનુવાદ કેવી રીતે કરવો</w:t>
+      </w:r>
+      <w:r>
+        <w:rPr>
+          <w:lang w:val="gu_IN" w:bidi="gu_IN"/>
+        </w:rPr>
+        <w:t>)</w:t>
+      </w:r>
+    </w:p>
+    <w:p>
+      <w:pPr/>
+      <w:r>
+        <w:rPr>
+          <w:lang w:val="gu_IN" w:bidi="gu_IN"/>
+        </w:rPr>
+      </w:r>
+      <w:r>
+        <w:rPr>
+          <w:lang w:val="gu_IN" w:bidi="gu_IN"/>
+        </w:rPr>
+        <w:t xml:space="preserve">(આ પણ જુઓ: </w:t>
+      </w:r>
+      <w:r>
+        <w:rPr>
+          <w:lang w:val="gu_IN" w:bidi="gu_IN"/>
+        </w:rPr>
+        <w:t>મકદોનિયા</w:t>
+      </w:r>
+      <w:r>
+        <w:rPr>
+          <w:lang w:val="gu_IN" w:bidi="gu_IN"/>
+        </w:rPr>
+        <w:t xml:space="preserve">, [પાઉલ[, </w:t>
+      </w:r>
+      <w:r>
+        <w:rPr>
+          <w:lang w:val="gu_IN" w:bidi="gu_IN"/>
+        </w:rPr>
+        <w:t>રોમ</w:t>
+      </w:r>
+      <w:r>
+        <w:rPr>
+          <w:lang w:val="gu_IN" w:bidi="gu_IN"/>
+        </w:rPr>
+        <w:t>)</w:t>
       </w:r>
     </w:p>
     <w:p>
@@ -683,7 +786,7 @@
         <w:rPr>
           <w:lang w:val="gu_IN" w:bidi="gu_IN"/>
         </w:rPr>
-        <w:t>ભાષાંતરના સૂચનો:</w:t>
+        <w:t>બાઇબલના સંદર્ભો:</w:t>
       </w:r>
     </w:p>
     <w:p>
@@ -701,54 +804,7 @@
         <w:rPr>
           <w:lang w:val="gu_IN" w:bidi="gu_IN"/>
         </w:rPr>
-        <w:t>કેટલીક ભાષાઓમાં એક અભિવ્યક્તિ છે જેવીકે “બે મોઢાવાળું” કે જે ઢોંગી અથવા ઢોંગીના કાર્યોને દર્શાવે છે.</w:t>
-      </w:r>
-    </w:p>
-    <w:p>
-      <w:pPr>
-        <w:pStyle w:val="ListBullet"/>
-        <w:spacing w:line="240" w:lineRule="auto"/>
-        <w:ind w:left="720"/>
-      </w:pPr>
-      <w:r>
-        <w:rPr>
-          <w:lang w:val="gu_IN" w:bidi="gu_IN"/>
-        </w:rPr>
-      </w:r>
-      <w:r>
-        <w:rPr>
-          <w:lang w:val="gu_IN" w:bidi="gu_IN"/>
-        </w:rPr>
-        <w:t>“ઢોંગી” શબ્દના અન્ય ભાષાંતરમાં, “છેતરપિંડી” અથવા “દંભી” અથવા “ઘમંડી, કપટી વ્યક્તિ” જેવા શબ્દોનો સમાવેશ કરીને (ભાષાંતર) કરી શકાય છે.</w:t>
-      </w:r>
-    </w:p>
-    <w:p>
-      <w:pPr>
-        <w:pStyle w:val="ListBullet"/>
-        <w:spacing w:line="240" w:lineRule="auto"/>
-        <w:ind w:left="720"/>
-      </w:pPr>
-      <w:r>
-        <w:rPr>
-          <w:lang w:val="gu_IN" w:bidi="gu_IN"/>
-        </w:rPr>
-      </w:r>
-      <w:r>
-        <w:rPr>
-          <w:lang w:val="gu_IN" w:bidi="gu_IN"/>
-        </w:rPr>
-        <w:t>“ઢોંગ” શબ્દનું ભાષાંતર, “છેતરપિંડી” અથવા “નકલી કાર્યો” અથવા “ઢોંગ” દ્વારા કરી શકાય છે.</w:t>
-      </w:r>
-    </w:p>
-    <w:p>
-      <w:pPr>
-        <w:pStyle w:val="Heading3"/>
-      </w:pPr>
-      <w:r>
-        <w:rPr>
-          <w:lang w:val="gu_IN" w:bidi="gu_IN"/>
-        </w:rPr>
-        <w:t>બાઈબલની કલમો:</w:t>
+        <w:t>1 થેસ્સલોનીકી 1:1</w:t>
       </w:r>
     </w:p>
     <w:p>
@@ -771,7 +827,7 @@
             <w:color w:val="0000EE"/>
             <w:u w:val="single"/>
           </w:rPr>
-          <w:t>ગલાતી 2:13–14</w:t>
+          <w:t>2થેસ્સલોનીકી 1:1–2</w:t>
         </w:r>
       </w:hyperlink>
     </w:p>
@@ -795,7 +851,7 @@
             <w:color w:val="0000EE"/>
             <w:u w:val="single"/>
           </w:rPr>
-          <w:t>લૂક 6:41–42</w:t>
+          <w:t>2 તિમોથી 4:9–10</w:t>
         </w:r>
       </w:hyperlink>
     </w:p>
@@ -819,7 +875,7 @@
             <w:color w:val="0000EE"/>
             <w:u w:val="single"/>
           </w:rPr>
-          <w:t>લૂક 12:54–56</w:t>
+          <w:t>પ્રેરિતોનાં કૃત્યો 17:1–2</w:t>
         </w:r>
       </w:hyperlink>
     </w:p>
@@ -843,9 +899,240 @@
             <w:color w:val="0000EE"/>
             <w:u w:val="single"/>
           </w:rPr>
-          <w:t>લૂક 13:15–16</w:t>
+          <w:t>ફિલિપી 4:14–17</w:t>
         </w:r>
       </w:hyperlink>
+    </w:p>
+    <w:p>
+      <w:pPr>
+        <w:pStyle w:val="Heading3"/>
+      </w:pPr>
+      <w:r>
+        <w:rPr>
+          <w:lang w:val="gu_IN" w:bidi="gu_IN"/>
+        </w:rPr>
+        <w:t>શબ્દ માહિતી:</w:t>
+      </w:r>
+    </w:p>
+    <w:p>
+      <w:pPr>
+        <w:pStyle w:val="ListBullet"/>
+        <w:spacing w:line="240" w:lineRule="auto"/>
+        <w:ind w:left="720"/>
+      </w:pPr>
+      <w:r>
+        <w:rPr>
+          <w:lang w:val="gu_IN" w:bidi="gu_IN"/>
+        </w:rPr>
+      </w:r>
+      <w:r>
+        <w:rPr>
+          <w:lang w:val="gu_IN" w:bidi="gu_IN"/>
+        </w:rPr>
+        <w:t>Strong's: G2331, G2332</w:t>
+      </w:r>
+      <w:r>
+        <w:rPr>
+          <w:lang w:val="gu_IN" w:bidi="gu_IN"/>
+        </w:rPr>
+      </w:r>
+      <w:r>
+        <w:rPr>
+          <w:lang w:val="gu_IN" w:bidi="gu_IN"/>
+        </w:rPr>
+      </w:r>
+    </w:p>
+    <w:p>
+      <w:pPr/>
+      <w:r>
+        <w:rPr>
+          <w:lang w:val="gu_IN" w:bidi="gu_IN"/>
+        </w:rPr>
+      </w:r>
+    </w:p>
+    <w:p>
+      <w:pPr>
+        <w:pStyle w:val="Heading2"/>
+      </w:pPr>
+      <w:r>
+        <w:rPr>
+          <w:lang w:val="gu_IN" w:bidi="gu_IN"/>
+        </w:rPr>
+        <w:t>થોમા</w:t>
+      </w:r>
+      <w:r>
+        <w:rPr>
+          <w:lang w:val="gu_IN" w:bidi="gu_IN"/>
+        </w:rPr>
+      </w:r>
+    </w:p>
+    <w:p>
+      <w:pPr>
+        <w:pStyle w:val="Heading3"/>
+      </w:pPr>
+      <w:r>
+        <w:rPr>
+          <w:lang w:val="gu_IN" w:bidi="gu_IN"/>
+        </w:rPr>
+        <w:t>તથ્યો:</w:t>
+      </w:r>
+    </w:p>
+    <w:p>
+      <w:pPr/>
+      <w:r>
+        <w:rPr>
+          <w:lang w:val="gu_IN" w:bidi="gu_IN"/>
+        </w:rPr>
+      </w:r>
+      <w:r>
+        <w:rPr>
+          <w:lang w:val="gu_IN" w:bidi="gu_IN"/>
+        </w:rPr>
+        <w:t>થોમા બાર માણસોમાંનો એક હતો, જેમને ઈસુએ પોતાના શિષ્યો અને પાછળથી પ્રેરિતો તરીકે પસંદ કર્યા હતા.</w:t>
+        <w:br/>
+      </w:r>
+      <w:r>
+        <w:rPr>
+          <w:lang w:val="gu_IN" w:bidi="gu_IN"/>
+        </w:rPr>
+        <w:t>તે "દીદૂમસ" તરીકે પણ જાણીતો હતો, જેનો અર્થ "જોડિયા." થાય છે.</w:t>
+      </w:r>
+    </w:p>
+    <w:p>
+      <w:pPr>
+        <w:pStyle w:val="ListBullet"/>
+        <w:spacing w:line="240" w:lineRule="auto"/>
+        <w:ind w:left="720"/>
+      </w:pPr>
+      <w:r>
+        <w:rPr>
+          <w:lang w:val="gu_IN" w:bidi="gu_IN"/>
+        </w:rPr>
+      </w:r>
+      <w:r>
+        <w:rPr>
+          <w:lang w:val="gu_IN" w:bidi="gu_IN"/>
+        </w:rPr>
+        <w:t>ઈસુના જીવનના અંતની નજીક, તેમણે પોતાના શિષ્યોને કહ્યું કે તેઓ પિતા સાથે રહેવા જશે અને તેઓ તેમની સાથે રહેવા માટે એક જગ્યા તૈયાર કરશે.</w:t>
+        <w:br/>
+      </w:r>
+      <w:r>
+        <w:rPr>
+          <w:lang w:val="gu_IN" w:bidi="gu_IN"/>
+        </w:rPr>
+        <w:t>થોમાએ ઇસુને પૂછ્યું કે , જ્યારે તેઓ જાણતા ન હતા કે તેઓ ક્યાં જઈ રહ્યાં હતા ત્યારે.તેઓ ત્યાં જવાનો માર્ગ કેવી રીતે જાણી સકે.</w:t>
+      </w:r>
+    </w:p>
+    <w:p>
+      <w:pPr>
+        <w:pStyle w:val="ListBullet"/>
+        <w:spacing w:line="240" w:lineRule="auto"/>
+        <w:ind w:left="720"/>
+      </w:pPr>
+      <w:r>
+        <w:rPr>
+          <w:lang w:val="gu_IN" w:bidi="gu_IN"/>
+        </w:rPr>
+      </w:r>
+      <w:r>
+        <w:rPr>
+          <w:lang w:val="gu_IN" w:bidi="gu_IN"/>
+        </w:rPr>
+        <w:t>ઈસુ મૃત્યુ પામ્યા અને મૃત્યુમાંથી પાછાં જીવતા થયા પછી, થોમાએ કહ્યું કે, જ્યાં સુધી તે ઇજાગ્રસ્ત થયેલા ઘાને જોશે નહીં અને તેને અનુભવશે નહીં ત્યાં સુધી તે માનશે નહી કે ઈસુ ખરેખર જીવંત છે,</w:t>
+      </w:r>
+    </w:p>
+    <w:p>
+      <w:pPr/>
+      <w:r>
+        <w:rPr>
+          <w:lang w:val="gu_IN" w:bidi="gu_IN"/>
+        </w:rPr>
+      </w:r>
+      <w:r>
+        <w:rPr>
+          <w:lang w:val="gu_IN" w:bidi="gu_IN"/>
+        </w:rPr>
+        <w:t xml:space="preserve">(અનુવાદ સૂચનો: </w:t>
+      </w:r>
+      <w:r>
+        <w:rPr>
+          <w:lang w:val="gu_IN" w:bidi="gu_IN"/>
+        </w:rPr>
+        <w:t>નામ કેવી રીતે ભાષાંતર કરવું</w:t>
+      </w:r>
+    </w:p>
+    <w:p>
+      <w:pPr/>
+      <w:r>
+        <w:rPr>
+          <w:lang w:val="gu_IN" w:bidi="gu_IN"/>
+        </w:rPr>
+      </w:r>
+      <w:r>
+        <w:rPr>
+          <w:lang w:val="gu_IN" w:bidi="gu_IN"/>
+        </w:rPr>
+        <w:t xml:space="preserve">(આ પણ જુઓ: </w:t>
+      </w:r>
+      <w:r>
+        <w:rPr>
+          <w:lang w:val="gu_IN" w:bidi="gu_IN"/>
+        </w:rPr>
+        <w:t>પ્રેરિત</w:t>
+      </w:r>
+      <w:r>
+        <w:rPr>
+          <w:lang w:val="gu_IN" w:bidi="gu_IN"/>
+        </w:rPr>
+        <w:t>,</w:t>
+      </w:r>
+      <w:r>
+        <w:rPr>
+          <w:lang w:val="gu_IN" w:bidi="gu_IN"/>
+        </w:rPr>
+        <w:t>શિષ્ય</w:t>
+      </w:r>
+      <w:r>
+        <w:rPr>
+          <w:lang w:val="gu_IN" w:bidi="gu_IN"/>
+        </w:rPr>
+        <w:t>,</w:t>
+      </w:r>
+      <w:r>
+        <w:rPr>
+          <w:lang w:val="gu_IN" w:bidi="gu_IN"/>
+        </w:rPr>
+        <w:t>ઈશ્વર પિતા</w:t>
+      </w:r>
+      <w:r>
+        <w:rPr>
+          <w:lang w:val="gu_IN" w:bidi="gu_IN"/>
+        </w:rPr>
+        <w:t xml:space="preserve">, </w:t>
+      </w:r>
+      <w:r>
+        <w:rPr>
+          <w:lang w:val="gu_IN" w:bidi="gu_IN"/>
+        </w:rPr>
+        <w:t>બાર</w:t>
+      </w:r>
+      <w:r>
+        <w:rPr>
+          <w:lang w:val="gu_IN" w:bidi="gu_IN"/>
+        </w:rPr>
+        <w:t>)</w:t>
+      </w:r>
+    </w:p>
+    <w:p>
+      <w:pPr>
+        <w:pStyle w:val="Heading3"/>
+      </w:pPr>
+      <w:r>
+        <w:rPr>
+          <w:lang w:val="gu_IN" w:bidi="gu_IN"/>
+        </w:rPr>
+        <w:t>બાઇબલના સંદર્ભો:</w:t>
+      </w:r>
     </w:p>
     <w:p>
       <w:pPr>
@@ -867,7 +1154,7 @@
             <w:color w:val="0000EE"/>
             <w:u w:val="single"/>
           </w:rPr>
-          <w:t>માર્ક 7:6–7</w:t>
+          <w:t>પ્રેરિતોનાં કૃત્યો 1:12–14</w:t>
         </w:r>
       </w:hyperlink>
     </w:p>
@@ -891,7 +1178,7 @@
             <w:color w:val="0000EE"/>
             <w:u w:val="single"/>
           </w:rPr>
-          <w:t>માથ્થી 6:1–2</w:t>
+          <w:t>યોહાન 11:15–16</w:t>
         </w:r>
       </w:hyperlink>
     </w:p>
@@ -915,20 +1202,9 @@
             <w:color w:val="0000EE"/>
             <w:u w:val="single"/>
           </w:rPr>
-          <w:t>રોમન 12:9–10</w:t>
+          <w:t>લુક 6:14–16</w:t>
         </w:r>
       </w:hyperlink>
-    </w:p>
-    <w:p>
-      <w:pPr>
-        <w:pStyle w:val="Heading3"/>
-      </w:pPr>
-      <w:r>
-        <w:rPr>
-          <w:lang w:val="gu_IN" w:bidi="gu_IN"/>
-        </w:rPr>
-        <w:t>શબ્દ માહિતી:</w:t>
-      </w:r>
     </w:p>
     <w:p>
       <w:pPr>
@@ -941,11 +1217,70 @@
           <w:lang w:val="gu_IN" w:bidi="gu_IN"/>
         </w:rPr>
       </w:r>
-      <w:r>
-        <w:rPr>
-          <w:lang w:val="gu_IN" w:bidi="gu_IN"/>
-        </w:rPr>
-        <w:t>Strong's: H120, H2611, H2612, G505, G5272, G5273</w:t>
+      <w:hyperlink r:id="rId25">
+        <w:r>
+          <w:rPr>
+            <w:lang w:val="gu_IN" w:bidi="gu_IN"/>
+          </w:rPr>
+          <w:rPr>
+            <w:color w:val="0000EE"/>
+            <w:u w:val="single"/>
+          </w:rPr>
+          <w:t>માર્ક 3:17–19</w:t>
+        </w:r>
+      </w:hyperlink>
+    </w:p>
+    <w:p>
+      <w:pPr>
+        <w:pStyle w:val="ListBullet"/>
+        <w:spacing w:line="240" w:lineRule="auto"/>
+        <w:ind w:left="720"/>
+      </w:pPr>
+      <w:r>
+        <w:rPr>
+          <w:lang w:val="gu_IN" w:bidi="gu_IN"/>
+        </w:rPr>
+      </w:r>
+      <w:hyperlink r:id="rId26">
+        <w:r>
+          <w:rPr>
+            <w:lang w:val="gu_IN" w:bidi="gu_IN"/>
+          </w:rPr>
+          <w:rPr>
+            <w:color w:val="0000EE"/>
+            <w:u w:val="single"/>
+          </w:rPr>
+          <w:t>માથ્થી 10:2–4</w:t>
+        </w:r>
+      </w:hyperlink>
+    </w:p>
+    <w:p>
+      <w:pPr>
+        <w:pStyle w:val="Heading3"/>
+      </w:pPr>
+      <w:r>
+        <w:rPr>
+          <w:lang w:val="gu_IN" w:bidi="gu_IN"/>
+        </w:rPr>
+        <w:t>શબ્દ માહિતી:</w:t>
+      </w:r>
+    </w:p>
+    <w:p>
+      <w:pPr>
+        <w:pStyle w:val="ListBullet"/>
+        <w:spacing w:line="240" w:lineRule="auto"/>
+        <w:ind w:left="720"/>
+      </w:pPr>
+      <w:r>
+        <w:rPr>
+          <w:lang w:val="gu_IN" w:bidi="gu_IN"/>
+        </w:rPr>
+      </w:r>
+      <w:r>
+        <w:rPr>
+          <w:lang w:val="gu_IN" w:bidi="gu_IN"/>
+        </w:rPr>
+        <w:t>Strong's: G2381</w:t>
       </w:r>
       <w:r>
         <w:rPr>
